--- a/scripts/smoke_resume.docx
+++ b/scripts/smoke_resume.docx
@@ -52,7 +52,7 @@
       </w:r>
       <w:r>
         <w:rPr>
-          <w:rFonts w:ascii="Noto Sans Symbols" w:eastAsia="Noto Sans Symbols" w:hAnsi="Noto Sans Symbols" w:cs="Noto Sans Symbols"/>
+          <w:rFonts w:ascii="Segoe UI Symbol" w:eastAsia="Noto Sans Symbols" w:hAnsi="Segoe UI Symbol" w:cs="Segoe UI Symbol"/>
           <w:sz w:val="32"/>
           <w:szCs w:val="32"/>
         </w:rPr>
@@ -68,7 +68,7 @@
       </w:r>
       <w:r>
         <w:rPr>
-          <w:rFonts w:ascii="Noto Sans Symbols" w:eastAsia="Noto Sans Symbols" w:hAnsi="Noto Sans Symbols" w:cs="Noto Sans Symbols"/>
+          <w:rFonts w:ascii="Segoe UI Symbol" w:eastAsia="Noto Sans Symbols" w:hAnsi="Segoe UI Symbol" w:cs="Segoe UI Symbol"/>
           <w:sz w:val="32"/>
           <w:szCs w:val="32"/>
         </w:rPr>
@@ -84,7 +84,7 @@
       </w:r>
       <w:r>
         <w:rPr>
-          <w:rFonts w:ascii="Noto Sans Symbols" w:eastAsia="Noto Sans Symbols" w:hAnsi="Noto Sans Symbols" w:cs="Noto Sans Symbols"/>
+          <w:rFonts w:ascii="Segoe UI Symbol" w:eastAsia="Noto Sans Symbols" w:hAnsi="Segoe UI Symbol" w:cs="Segoe UI Symbol"/>
           <w:sz w:val="32"/>
           <w:szCs w:val="32"/>
         </w:rPr>
@@ -366,7 +366,7 @@
         <w:widowControl w:val="0"/>
         <w:numPr>
           <w:ilvl w:val="0"/>
-          <w:numId w:val="2"/>
+          <w:numId w:val="5"/>
         </w:numPr>
         <w:spacing w:line="252" w:lineRule="auto"/>
         <w:rPr>
@@ -386,6 +386,7 @@
       <w:r>
         <w:rPr>
           <w:rFonts w:ascii="Garamond" w:hAnsi="Garamond"/>
+          <w:b w:val="0"/>
           <w:sz w:val="24"/>
         </w:rPr>
         <w:t xml:space="preserve"> Directed a 4-member team to architect an enterprise launchpad using </w:t>
@@ -401,6 +402,7 @@
       <w:r>
         <w:rPr>
           <w:rFonts w:ascii="Garamond" w:hAnsi="Garamond"/>
+          <w:b w:val="0"/>
           <w:sz w:val="24"/>
         </w:rPr>
         <w:t xml:space="preserve">, </w:t>
@@ -416,6 +418,7 @@
       <w:r>
         <w:rPr>
           <w:rFonts w:ascii="Garamond" w:hAnsi="Garamond"/>
+          <w:b w:val="0"/>
           <w:sz w:val="24"/>
         </w:rPr>
         <w:t xml:space="preserve">, and </w:t>
@@ -431,6 +434,7 @@
       <w:r>
         <w:rPr>
           <w:rFonts w:ascii="Garamond" w:hAnsi="Garamond"/>
+          <w:b w:val="0"/>
           <w:sz w:val="24"/>
         </w:rPr>
         <w:t xml:space="preserve">, increasing deployment frequency by </w:t>
@@ -446,6 +450,7 @@
       <w:r>
         <w:rPr>
           <w:rFonts w:ascii="Garamond" w:hAnsi="Garamond"/>
+          <w:b w:val="0"/>
           <w:sz w:val="24"/>
         </w:rPr>
         <w:t xml:space="preserve"> for </w:t>
@@ -461,6 +466,7 @@
       <w:r>
         <w:rPr>
           <w:rFonts w:ascii="Garamond" w:hAnsi="Garamond"/>
+          <w:b w:val="0"/>
           <w:sz w:val="24"/>
         </w:rPr>
         <w:t xml:space="preserve"> daily users.</w:t>
@@ -471,7 +477,7 @@
         <w:widowControl w:val="0"/>
         <w:numPr>
           <w:ilvl w:val="0"/>
-          <w:numId w:val="2"/>
+          <w:numId w:val="5"/>
         </w:numPr>
         <w:spacing w:line="252" w:lineRule="auto"/>
         <w:rPr>
@@ -491,6 +497,7 @@
       <w:r>
         <w:rPr>
           <w:rFonts w:ascii="Garamond" w:hAnsi="Garamond"/>
+          <w:b w:val="0"/>
           <w:sz w:val="24"/>
         </w:rPr>
         <w:t xml:space="preserve"> Engineered MFE solutions using </w:t>
@@ -506,6 +513,7 @@
       <w:r>
         <w:rPr>
           <w:rFonts w:ascii="Garamond" w:hAnsi="Garamond"/>
+          <w:b w:val="0"/>
           <w:sz w:val="24"/>
         </w:rPr>
         <w:t xml:space="preserve"> and </w:t>
@@ -521,6 +529,7 @@
       <w:r>
         <w:rPr>
           <w:rFonts w:ascii="Garamond" w:hAnsi="Garamond"/>
+          <w:b w:val="0"/>
           <w:sz w:val="24"/>
         </w:rPr>
         <w:t xml:space="preserve">, slashing session-related errors by </w:t>
@@ -536,6 +545,7 @@
       <w:r>
         <w:rPr>
           <w:rFonts w:ascii="Garamond" w:hAnsi="Garamond"/>
+          <w:b w:val="0"/>
           <w:sz w:val="24"/>
         </w:rPr>
         <w:t xml:space="preserve"> while improving page load speeds by </w:t>
@@ -551,6 +561,7 @@
       <w:r>
         <w:rPr>
           <w:rFonts w:ascii="Garamond" w:hAnsi="Garamond"/>
+          <w:b w:val="0"/>
           <w:sz w:val="24"/>
         </w:rPr>
         <w:t>.</w:t>
@@ -561,7 +572,7 @@
         <w:widowControl w:val="0"/>
         <w:numPr>
           <w:ilvl w:val="0"/>
-          <w:numId w:val="2"/>
+          <w:numId w:val="5"/>
         </w:numPr>
         <w:spacing w:line="252" w:lineRule="auto"/>
         <w:rPr>
@@ -581,6 +592,7 @@
       <w:r>
         <w:rPr>
           <w:rFonts w:ascii="Garamond" w:hAnsi="Garamond"/>
+          <w:b w:val="0"/>
           <w:sz w:val="24"/>
         </w:rPr>
         <w:t xml:space="preserve"> Designed dynamic forms and workflow-based UI components; improved component reusability by </w:t>
@@ -596,6 +608,7 @@
       <w:r>
         <w:rPr>
           <w:rFonts w:ascii="Garamond" w:hAnsi="Garamond"/>
+          <w:b w:val="0"/>
           <w:sz w:val="24"/>
         </w:rPr>
         <w:t xml:space="preserve">, saving </w:t>
@@ -611,6 +624,7 @@
       <w:r>
         <w:rPr>
           <w:rFonts w:ascii="Garamond" w:hAnsi="Garamond"/>
+          <w:b w:val="0"/>
           <w:sz w:val="24"/>
         </w:rPr>
         <w:t xml:space="preserve"> engineering hours per quarter.</w:t>
@@ -621,7 +635,7 @@
         <w:widowControl w:val="0"/>
         <w:numPr>
           <w:ilvl w:val="0"/>
-          <w:numId w:val="2"/>
+          <w:numId w:val="5"/>
         </w:numPr>
         <w:spacing w:line="252" w:lineRule="auto"/>
         <w:rPr>
@@ -641,6 +655,7 @@
       <w:r>
         <w:rPr>
           <w:rFonts w:ascii="Garamond" w:hAnsi="Garamond"/>
+          <w:b w:val="0"/>
           <w:sz w:val="24"/>
         </w:rPr>
         <w:t xml:space="preserve"> Managed </w:t>
@@ -656,6 +671,7 @@
       <w:r>
         <w:rPr>
           <w:rFonts w:ascii="Garamond" w:hAnsi="Garamond"/>
+          <w:b w:val="0"/>
           <w:sz w:val="24"/>
         </w:rPr>
         <w:t xml:space="preserve"> microservices on </w:t>
@@ -671,6 +687,7 @@
       <w:r>
         <w:rPr>
           <w:rFonts w:ascii="Garamond" w:hAnsi="Garamond"/>
+          <w:b w:val="0"/>
           <w:sz w:val="24"/>
         </w:rPr>
         <w:t xml:space="preserve"> for IoT medical device connectivity, maintaining </w:t>
@@ -686,6 +703,7 @@
       <w:r>
         <w:rPr>
           <w:rFonts w:ascii="Garamond" w:hAnsi="Garamond"/>
+          <w:b w:val="0"/>
           <w:sz w:val="24"/>
         </w:rPr>
         <w:t xml:space="preserve"> uptime and supporting </w:t>
@@ -701,6 +719,7 @@
       <w:r>
         <w:rPr>
           <w:rFonts w:ascii="Garamond" w:hAnsi="Garamond"/>
+          <w:b w:val="0"/>
           <w:sz w:val="24"/>
         </w:rPr>
         <w:t xml:space="preserve"> concurrent connections.</w:t>
@@ -711,7 +730,7 @@
         <w:widowControl w:val="0"/>
         <w:numPr>
           <w:ilvl w:val="0"/>
-          <w:numId w:val="2"/>
+          <w:numId w:val="5"/>
         </w:numPr>
         <w:spacing w:line="252" w:lineRule="auto"/>
         <w:rPr>
@@ -726,59 +745,63 @@
           <w:b/>
           <w:sz w:val="24"/>
         </w:rPr>
-        <w:t>System Architecture:</w:t>
-      </w:r>
-      <w:r>
-        <w:rPr>
-          <w:rFonts w:ascii="Garamond" w:hAnsi="Garamond"/>
-          <w:sz w:val="24"/>
-        </w:rPr>
-        <w:t xml:space="preserve"> Implemented </w:t>
-      </w:r>
-      <w:r>
-        <w:rPr>
-          <w:rFonts w:ascii="Garamond" w:hAnsi="Garamond"/>
-          <w:b/>
-          <w:sz w:val="24"/>
-        </w:rPr>
-        <w:t>Domain-Driven Design (DDD)</w:t>
-      </w:r>
-      <w:r>
-        <w:rPr>
-          <w:rFonts w:ascii="Garamond" w:hAnsi="Garamond"/>
-          <w:sz w:val="24"/>
-        </w:rPr>
-        <w:t xml:space="preserve"> and </w:t>
-      </w:r>
-      <w:r>
-        <w:rPr>
-          <w:rFonts w:ascii="Garamond" w:hAnsi="Garamond"/>
-          <w:b/>
-          <w:sz w:val="24"/>
-        </w:rPr>
-        <w:t>Design Patterns (Strategy, Proxy, Facade)</w:t>
-      </w:r>
-      <w:r>
-        <w:rPr>
-          <w:rFonts w:ascii="Garamond" w:hAnsi="Garamond"/>
-          <w:sz w:val="24"/>
-        </w:rPr>
-        <w:t xml:space="preserve">, resulting in a </w:t>
-      </w:r>
-      <w:r>
-        <w:rPr>
-          <w:rFonts w:ascii="Garamond" w:hAnsi="Garamond"/>
-          <w:b/>
-          <w:sz w:val="24"/>
-        </w:rPr>
-        <w:t>25%</w:t>
-      </w:r>
-      <w:r>
-        <w:rPr>
-          <w:rFonts w:ascii="Garamond" w:hAnsi="Garamond"/>
-          <w:sz w:val="24"/>
-        </w:rPr>
-        <w:t xml:space="preserve"> reduction in technical debt.</w:t>
+        <w:t>Data Integration:</w:t>
+      </w:r>
+      <w:r>
+        <w:rPr>
+          <w:rFonts w:ascii="Garamond" w:hAnsi="Garamond"/>
+          <w:b w:val="0"/>
+          <w:sz w:val="24"/>
+        </w:rPr>
+        <w:t xml:space="preserve"> Developed a </w:t>
+      </w:r>
+      <w:r>
+        <w:rPr>
+          <w:rFonts w:ascii="Garamond" w:hAnsi="Garamond"/>
+          <w:b/>
+          <w:sz w:val="24"/>
+        </w:rPr>
+        <w:t>Python</w:t>
+      </w:r>
+      <w:r>
+        <w:rPr>
+          <w:rFonts w:ascii="Garamond" w:hAnsi="Garamond"/>
+          <w:b w:val="0"/>
+          <w:sz w:val="24"/>
+        </w:rPr>
+        <w:t xml:space="preserve">-based serverless data lake backend and a </w:t>
+      </w:r>
+      <w:r>
+        <w:rPr>
+          <w:rFonts w:ascii="Garamond" w:hAnsi="Garamond"/>
+          <w:b/>
+          <w:sz w:val="24"/>
+        </w:rPr>
+        <w:t>React</w:t>
+      </w:r>
+      <w:r>
+        <w:rPr>
+          <w:rFonts w:ascii="Garamond" w:hAnsi="Garamond"/>
+          <w:b w:val="0"/>
+          <w:sz w:val="24"/>
+        </w:rPr>
+        <w:t xml:space="preserve"> analytics dashboard that reduced manual data entry by </w:t>
+      </w:r>
+      <w:r>
+        <w:rPr>
+          <w:rFonts w:ascii="Garamond" w:hAnsi="Garamond"/>
+          <w:b/>
+          <w:sz w:val="24"/>
+        </w:rPr>
+        <w:t>80%</w:t>
+      </w:r>
+      <w:r>
+        <w:rPr>
+          <w:rFonts w:ascii="Garamond" w:hAnsi="Garamond"/>
+          <w:b w:val="0"/>
+          <w:sz w:val="24"/>
+        </w:rPr>
+        <w:t>.</w:t>
       </w:r>
     </w:p>
     <w:p>
@@ -1036,7 +1059,7 @@
         <w:widowControl w:val="0"/>
         <w:numPr>
           <w:ilvl w:val="0"/>
-          <w:numId w:val="2"/>
+          <w:numId w:val="5"/>
         </w:numPr>
         <w:spacing w:line="252" w:lineRule="auto"/>
         <w:rPr>
@@ -1056,6 +1079,7 @@
       <w:r>
         <w:rPr>
           <w:rFonts w:ascii="Garamond" w:hAnsi="Garamond"/>
+          <w:b w:val="0"/>
           <w:sz w:val="24"/>
         </w:rPr>
         <w:t xml:space="preserve"> Built a secure </w:t>
@@ -1071,6 +1095,7 @@
       <w:r>
         <w:rPr>
           <w:rFonts w:ascii="Garamond" w:hAnsi="Garamond"/>
+          <w:b w:val="0"/>
           <w:sz w:val="24"/>
         </w:rPr>
         <w:t xml:space="preserve"> application using </w:t>
@@ -1086,6 +1111,7 @@
       <w:r>
         <w:rPr>
           <w:rFonts w:ascii="Garamond" w:hAnsi="Garamond"/>
+          <w:b w:val="0"/>
           <w:sz w:val="24"/>
         </w:rPr>
         <w:t xml:space="preserve">, </w:t>
@@ -1101,6 +1127,7 @@
       <w:r>
         <w:rPr>
           <w:rFonts w:ascii="Garamond" w:hAnsi="Garamond"/>
+          <w:b w:val="0"/>
           <w:sz w:val="24"/>
         </w:rPr>
         <w:t xml:space="preserve">, and </w:t>
@@ -1116,6 +1143,7 @@
       <w:r>
         <w:rPr>
           <w:rFonts w:ascii="Garamond" w:hAnsi="Garamond"/>
+          <w:b w:val="0"/>
           <w:sz w:val="24"/>
         </w:rPr>
         <w:t xml:space="preserve">, reducing processing time from </w:t>
@@ -1131,6 +1159,7 @@
       <w:r>
         <w:rPr>
           <w:rFonts w:ascii="Garamond" w:hAnsi="Garamond"/>
+          <w:b w:val="0"/>
           <w:sz w:val="24"/>
         </w:rPr>
         <w:t xml:space="preserve"> to </w:t>
@@ -1146,6 +1175,7 @@
       <w:r>
         <w:rPr>
           <w:rFonts w:ascii="Garamond" w:hAnsi="Garamond"/>
+          <w:b w:val="0"/>
           <w:sz w:val="24"/>
         </w:rPr>
         <w:t>.</w:t>
@@ -1156,7 +1186,7 @@
         <w:widowControl w:val="0"/>
         <w:numPr>
           <w:ilvl w:val="0"/>
-          <w:numId w:val="2"/>
+          <w:numId w:val="5"/>
         </w:numPr>
         <w:spacing w:line="252" w:lineRule="auto"/>
         <w:rPr>
@@ -1176,6 +1206,7 @@
       <w:r>
         <w:rPr>
           <w:rFonts w:ascii="Garamond" w:hAnsi="Garamond"/>
+          <w:b w:val="0"/>
           <w:sz w:val="24"/>
         </w:rPr>
         <w:t xml:space="preserve"> Optimized </w:t>
@@ -1191,6 +1222,7 @@
       <w:r>
         <w:rPr>
           <w:rFonts w:ascii="Garamond" w:hAnsi="Garamond"/>
+          <w:b w:val="0"/>
           <w:sz w:val="24"/>
         </w:rPr>
         <w:t xml:space="preserve"> queries and indexing, improving retrieval performance by </w:t>
@@ -1206,6 +1238,7 @@
       <w:r>
         <w:rPr>
           <w:rFonts w:ascii="Garamond" w:hAnsi="Garamond"/>
+          <w:b w:val="0"/>
           <w:sz w:val="24"/>
         </w:rPr>
         <w:t xml:space="preserve"> and eliminating timeouts during peak hours.</w:t>
@@ -1216,7 +1249,7 @@
         <w:widowControl w:val="0"/>
         <w:numPr>
           <w:ilvl w:val="0"/>
-          <w:numId w:val="2"/>
+          <w:numId w:val="5"/>
         </w:numPr>
         <w:spacing w:after="240" w:line="252" w:lineRule="auto"/>
         <w:rPr>
@@ -1234,6 +1267,7 @@
       <w:r>
         <w:rPr>
           <w:rFonts w:ascii="Garamond" w:hAnsi="Garamond"/>
+          <w:b w:val="0"/>
           <w:sz w:val="24"/>
         </w:rPr>
         <w:t xml:space="preserve"> Participated in an </w:t>
@@ -1249,6 +1283,7 @@
       <w:r>
         <w:rPr>
           <w:rFonts w:ascii="Garamond" w:hAnsi="Garamond"/>
+          <w:b w:val="0"/>
           <w:sz w:val="24"/>
         </w:rPr>
         <w:t xml:space="preserve"> environment, delivering </w:t>
@@ -1264,6 +1299,7 @@
       <w:r>
         <w:rPr>
           <w:rFonts w:ascii="Garamond" w:hAnsi="Garamond"/>
+          <w:b w:val="0"/>
           <w:sz w:val="24"/>
         </w:rPr>
         <w:t xml:space="preserve"> of sprint commitments while refining technical requirements.</w:t>
@@ -1340,17 +1376,7 @@
           <w:sz w:val="24"/>
           <w:szCs w:val="24"/>
         </w:rPr>
-        <w:t>Spring Code Forger</w:t>
-      </w:r>
-      <w:r>
-        <w:rPr>
-          <w:rFonts w:ascii="Garamond" w:eastAsia="Garamond" w:hAnsi="Garamond" w:cs="Garamond"/>
-          <w:b/>
-          <w:bCs/>
-          <w:sz w:val="24"/>
-          <w:szCs w:val="24"/>
-        </w:rPr>
-        <w:t xml:space="preserve"> </w:t>
+        <w:t xml:space="preserve">Spring Code Forger </w:t>
       </w:r>
     </w:p>
     <w:p>
@@ -1358,7 +1384,7 @@
         <w:widowControl w:val="0"/>
         <w:numPr>
           <w:ilvl w:val="0"/>
-          <w:numId w:val="3"/>
+          <w:numId w:val="6"/>
         </w:numPr>
         <w:spacing w:line="252" w:lineRule="auto"/>
         <w:rPr>
@@ -1449,7 +1475,7 @@
         <w:widowControl w:val="0"/>
         <w:numPr>
           <w:ilvl w:val="0"/>
-          <w:numId w:val="3"/>
+          <w:numId w:val="6"/>
         </w:numPr>
         <w:spacing w:line="252" w:lineRule="auto"/>
         <w:rPr>
@@ -1563,7 +1589,7 @@
         <w:widowControl w:val="0"/>
         <w:numPr>
           <w:ilvl w:val="0"/>
-          <w:numId w:val="3"/>
+          <w:numId w:val="6"/>
         </w:numPr>
         <w:spacing w:line="252" w:lineRule="auto"/>
         <w:rPr>
@@ -1610,7 +1636,7 @@
         <w:widowControl w:val="0"/>
         <w:numPr>
           <w:ilvl w:val="0"/>
-          <w:numId w:val="3"/>
+          <w:numId w:val="6"/>
         </w:numPr>
         <w:spacing w:line="252" w:lineRule="auto"/>
         <w:rPr>
@@ -1747,7 +1773,7 @@
         <w:widowControl w:val="0"/>
         <w:numPr>
           <w:ilvl w:val="0"/>
-          <w:numId w:val="3"/>
+          <w:numId w:val="6"/>
         </w:numPr>
         <w:spacing w:line="252" w:lineRule="auto"/>
         <w:rPr>
@@ -1767,6 +1793,7 @@
       <w:r>
         <w:rPr>
           <w:rFonts w:ascii="Garamond" w:hAnsi="Garamond"/>
+          <w:b w:val="0"/>
           <w:sz w:val="24"/>
         </w:rPr>
         <w:t xml:space="preserve"> Captain of the University Badminton Team (led to multiple tournament wins).</w:t>
@@ -1777,7 +1804,7 @@
         <w:widowControl w:val="0"/>
         <w:numPr>
           <w:ilvl w:val="0"/>
-          <w:numId w:val="3"/>
+          <w:numId w:val="6"/>
         </w:numPr>
         <w:spacing w:line="252" w:lineRule="auto"/>
         <w:rPr>
@@ -1797,6 +1824,7 @@
       <w:r>
         <w:rPr>
           <w:rFonts w:ascii="Garamond" w:hAnsi="Garamond"/>
+          <w:b w:val="0"/>
           <w:sz w:val="24"/>
         </w:rPr>
         <w:t xml:space="preserve"> Finance head for flagship festival (</w:t>
@@ -1812,6 +1840,7 @@
       <w:r>
         <w:rPr>
           <w:rFonts w:ascii="Garamond" w:hAnsi="Garamond"/>
+          <w:b w:val="0"/>
           <w:sz w:val="24"/>
         </w:rPr>
         <w:t xml:space="preserve"> delegates); Lead Anchor for university events.</w:t>
@@ -1858,7 +1887,7 @@
         <w:widowControl w:val="0"/>
         <w:numPr>
           <w:ilvl w:val="0"/>
-          <w:numId w:val="1"/>
+          <w:numId w:val="4"/>
         </w:numPr>
         <w:spacing w:line="252" w:lineRule="auto"/>
         <w:jc w:val="both"/>
@@ -1879,6 +1908,7 @@
       <w:r>
         <w:rPr>
           <w:rFonts w:ascii="Garamond" w:hAnsi="Garamond"/>
+          <w:b w:val="0"/>
           <w:sz w:val="24"/>
         </w:rPr>
         <w:t xml:space="preserve"> TypeScript, Java, Python, SQL, Spring Boot, REST APIs, Microservices.</w:t>
@@ -1889,7 +1919,7 @@
         <w:widowControl w:val="0"/>
         <w:numPr>
           <w:ilvl w:val="0"/>
-          <w:numId w:val="1"/>
+          <w:numId w:val="4"/>
         </w:numPr>
         <w:spacing w:line="252" w:lineRule="auto"/>
         <w:jc w:val="both"/>
@@ -1910,6 +1940,7 @@
       <w:r>
         <w:rPr>
           <w:rFonts w:ascii="Garamond" w:hAnsi="Garamond"/>
+          <w:b w:val="0"/>
           <w:sz w:val="24"/>
         </w:rPr>
         <w:t xml:space="preserve"> React.js, Micro Frontends (MFE), Module Federation, Vite, Next.js.</w:t>
@@ -1920,7 +1951,7 @@
         <w:widowControl w:val="0"/>
         <w:numPr>
           <w:ilvl w:val="0"/>
-          <w:numId w:val="1"/>
+          <w:numId w:val="4"/>
         </w:numPr>
         <w:spacing w:line="252" w:lineRule="auto"/>
         <w:jc w:val="both"/>
@@ -1930,6 +1961,8 @@
           <w:szCs w:val="24"/>
         </w:rPr>
       </w:pPr>
+      <w:proofErr w:type="spellStart"/>
+      <w:proofErr w:type="spellEnd"/>
       <w:r>
         <w:rPr>
           <w:rFonts w:ascii="Garamond" w:hAnsi="Garamond"/>
@@ -1941,25 +1974,10 @@
       <w:r>
         <w:rPr>
           <w:rFonts w:ascii="Garamond" w:hAnsi="Garamond"/>
-          <w:sz w:val="24"/>
-        </w:rPr>
-        <w:t xml:space="preserve"> AWS (Lambda, S3, DynamoDB, RDS), EKS, CI/CD, Infrastructure as Code (</w:t>
-      </w:r>
-      <w:proofErr w:type="spellStart"/>
-      <w:r>
-        <w:rPr>
-          <w:rFonts w:ascii="Garamond" w:hAnsi="Garamond"/>
-          <w:sz w:val="24"/>
-        </w:rPr>
-        <w:t>IaC</w:t>
-      </w:r>
-      <w:proofErr w:type="spellEnd"/>
-      <w:r>
-        <w:rPr>
-          <w:rFonts w:ascii="Garamond" w:hAnsi="Garamond"/>
-          <w:sz w:val="24"/>
-        </w:rPr>
-        <w:t>).</w:t>
+          <w:b w:val="0"/>
+          <w:sz w:val="24"/>
+        </w:rPr>
+        <w:t xml:space="preserve"> AWS (Lambda, S3, DynamoDB, RDS), EKS, CI/CD, Infrastructure as Code (IaC).</w:t>
       </w:r>
     </w:p>
     <w:p>
@@ -1967,7 +1985,7 @@
         <w:widowControl w:val="0"/>
         <w:numPr>
           <w:ilvl w:val="0"/>
-          <w:numId w:val="1"/>
+          <w:numId w:val="4"/>
         </w:numPr>
         <w:spacing w:line="252" w:lineRule="auto"/>
         <w:jc w:val="both"/>
@@ -1988,6 +2006,7 @@
       <w:r>
         <w:rPr>
           <w:rFonts w:ascii="Garamond" w:hAnsi="Garamond"/>
+          <w:b w:val="0"/>
           <w:sz w:val="24"/>
         </w:rPr>
         <w:t xml:space="preserve"> Design Patterns, Domain-Driven Design (DDD), Karate, Jest, Unit Testing.</w:t>
@@ -1998,7 +2017,7 @@
         <w:widowControl w:val="0"/>
         <w:numPr>
           <w:ilvl w:val="0"/>
-          <w:numId w:val="1"/>
+          <w:numId w:val="4"/>
         </w:numPr>
         <w:spacing w:after="240" w:line="252" w:lineRule="auto"/>
         <w:rPr>
@@ -2016,11 +2035,13 @@
       <w:r>
         <w:rPr>
           <w:rFonts w:ascii="Garamond" w:hAnsi="Garamond"/>
+          <w:b w:val="0"/>
           <w:sz w:val="24"/>
         </w:rPr>
         <w:t xml:space="preserve"> Badminton (University Team), Weightlifting, Adventure Sports, Reading.</w:t>
       </w:r>
     </w:p>
+    <w:p/>
     <w:sectPr>
       <w:pgSz w:w="12240" w:h="15840"/>
       <w:pgMar w:top="720" w:right="720" w:bottom="720" w:left="720" w:header="720" w:footer="720" w:gutter="0"/>
@@ -2147,6 +2168,232 @@
     </w:lvl>
   </w:abstractNum>
   <w:abstractNum w:abstractNumId="1" w15:restartNumberingAfterBreak="0">
+    <w:nsid w:val="0BF901EE"/>
+    <w:multiLevelType w:val="multilevel"/>
+    <w:tmpl w:val="9108693E"/>
+    <w:lvl w:ilvl="0">
+      <w:start w:val="1"/>
+      <w:numFmt w:val="bullet"/>
+      <w:lvlText w:val="▪"/>
+      <w:lvlJc w:val="left"/>
+      <w:pPr>
+        <w:ind w:left="360" w:hanging="360"/>
+      </w:pPr>
+      <w:rPr>
+        <w:u w:val="none"/>
+      </w:rPr>
+    </w:lvl>
+    <w:lvl w:ilvl="1">
+      <w:start w:val="1"/>
+      <w:numFmt w:val="bullet"/>
+      <w:lvlText w:val="o"/>
+      <w:lvlJc w:val="left"/>
+      <w:pPr>
+        <w:ind w:left="1080" w:hanging="360"/>
+      </w:pPr>
+      <w:rPr>
+        <w:u w:val="none"/>
+      </w:rPr>
+    </w:lvl>
+    <w:lvl w:ilvl="2">
+      <w:start w:val="1"/>
+      <w:numFmt w:val="bullet"/>
+      <w:lvlText w:val="▪"/>
+      <w:lvlJc w:val="left"/>
+      <w:pPr>
+        <w:ind w:left="1800" w:hanging="360"/>
+      </w:pPr>
+      <w:rPr>
+        <w:u w:val="none"/>
+      </w:rPr>
+    </w:lvl>
+    <w:lvl w:ilvl="3">
+      <w:start w:val="1"/>
+      <w:numFmt w:val="bullet"/>
+      <w:lvlText w:val="●"/>
+      <w:lvlJc w:val="left"/>
+      <w:pPr>
+        <w:ind w:left="2520" w:hanging="360"/>
+      </w:pPr>
+      <w:rPr>
+        <w:u w:val="none"/>
+      </w:rPr>
+    </w:lvl>
+    <w:lvl w:ilvl="4">
+      <w:start w:val="1"/>
+      <w:numFmt w:val="bullet"/>
+      <w:lvlText w:val="o"/>
+      <w:lvlJc w:val="left"/>
+      <w:pPr>
+        <w:ind w:left="3240" w:hanging="360"/>
+      </w:pPr>
+      <w:rPr>
+        <w:u w:val="none"/>
+      </w:rPr>
+    </w:lvl>
+    <w:lvl w:ilvl="5">
+      <w:start w:val="1"/>
+      <w:numFmt w:val="bullet"/>
+      <w:lvlText w:val="▪"/>
+      <w:lvlJc w:val="left"/>
+      <w:pPr>
+        <w:ind w:left="3960" w:hanging="360"/>
+      </w:pPr>
+      <w:rPr>
+        <w:u w:val="none"/>
+      </w:rPr>
+    </w:lvl>
+    <w:lvl w:ilvl="6">
+      <w:start w:val="1"/>
+      <w:numFmt w:val="bullet"/>
+      <w:lvlText w:val="●"/>
+      <w:lvlJc w:val="left"/>
+      <w:pPr>
+        <w:ind w:left="4680" w:hanging="360"/>
+      </w:pPr>
+      <w:rPr>
+        <w:u w:val="none"/>
+      </w:rPr>
+    </w:lvl>
+    <w:lvl w:ilvl="7">
+      <w:start w:val="1"/>
+      <w:numFmt w:val="bullet"/>
+      <w:lvlText w:val="o"/>
+      <w:lvlJc w:val="left"/>
+      <w:pPr>
+        <w:ind w:left="5400" w:hanging="360"/>
+      </w:pPr>
+      <w:rPr>
+        <w:u w:val="none"/>
+      </w:rPr>
+    </w:lvl>
+    <w:lvl w:ilvl="8">
+      <w:start w:val="1"/>
+      <w:numFmt w:val="bullet"/>
+      <w:lvlText w:val="▪"/>
+      <w:lvlJc w:val="left"/>
+      <w:pPr>
+        <w:ind w:left="6120" w:hanging="360"/>
+      </w:pPr>
+      <w:rPr>
+        <w:u w:val="none"/>
+      </w:rPr>
+    </w:lvl>
+  </w:abstractNum>
+  <w:abstractNum w:abstractNumId="2" w15:restartNumberingAfterBreak="0">
+    <w:nsid w:val="1773459E"/>
+    <w:multiLevelType w:val="multilevel"/>
+    <w:tmpl w:val="20387E70"/>
+    <w:lvl w:ilvl="0">
+      <w:start w:val="1"/>
+      <w:numFmt w:val="bullet"/>
+      <w:lvlText w:val="▪"/>
+      <w:lvlJc w:val="left"/>
+      <w:pPr>
+        <w:ind w:left="360" w:hanging="360"/>
+      </w:pPr>
+      <w:rPr>
+        <w:u w:val="none"/>
+      </w:rPr>
+    </w:lvl>
+    <w:lvl w:ilvl="1">
+      <w:start w:val="1"/>
+      <w:numFmt w:val="bullet"/>
+      <w:lvlText w:val="o"/>
+      <w:lvlJc w:val="left"/>
+      <w:pPr>
+        <w:ind w:left="1080" w:hanging="360"/>
+      </w:pPr>
+      <w:rPr>
+        <w:u w:val="none"/>
+      </w:rPr>
+    </w:lvl>
+    <w:lvl w:ilvl="2">
+      <w:start w:val="1"/>
+      <w:numFmt w:val="bullet"/>
+      <w:lvlText w:val="▪"/>
+      <w:lvlJc w:val="left"/>
+      <w:pPr>
+        <w:ind w:left="1800" w:hanging="360"/>
+      </w:pPr>
+      <w:rPr>
+        <w:u w:val="none"/>
+      </w:rPr>
+    </w:lvl>
+    <w:lvl w:ilvl="3">
+      <w:start w:val="1"/>
+      <w:numFmt w:val="bullet"/>
+      <w:lvlText w:val="●"/>
+      <w:lvlJc w:val="left"/>
+      <w:pPr>
+        <w:ind w:left="2520" w:hanging="360"/>
+      </w:pPr>
+      <w:rPr>
+        <w:u w:val="none"/>
+      </w:rPr>
+    </w:lvl>
+    <w:lvl w:ilvl="4">
+      <w:start w:val="1"/>
+      <w:numFmt w:val="bullet"/>
+      <w:lvlText w:val="o"/>
+      <w:lvlJc w:val="left"/>
+      <w:pPr>
+        <w:ind w:left="3240" w:hanging="360"/>
+      </w:pPr>
+      <w:rPr>
+        <w:u w:val="none"/>
+      </w:rPr>
+    </w:lvl>
+    <w:lvl w:ilvl="5">
+      <w:start w:val="1"/>
+      <w:numFmt w:val="bullet"/>
+      <w:lvlText w:val="▪"/>
+      <w:lvlJc w:val="left"/>
+      <w:pPr>
+        <w:ind w:left="3960" w:hanging="360"/>
+      </w:pPr>
+      <w:rPr>
+        <w:u w:val="none"/>
+      </w:rPr>
+    </w:lvl>
+    <w:lvl w:ilvl="6">
+      <w:start w:val="1"/>
+      <w:numFmt w:val="bullet"/>
+      <w:lvlText w:val="●"/>
+      <w:lvlJc w:val="left"/>
+      <w:pPr>
+        <w:ind w:left="4680" w:hanging="360"/>
+      </w:pPr>
+      <w:rPr>
+        <w:u w:val="none"/>
+      </w:rPr>
+    </w:lvl>
+    <w:lvl w:ilvl="7">
+      <w:start w:val="1"/>
+      <w:numFmt w:val="bullet"/>
+      <w:lvlText w:val="o"/>
+      <w:lvlJc w:val="left"/>
+      <w:pPr>
+        <w:ind w:left="5400" w:hanging="360"/>
+      </w:pPr>
+      <w:rPr>
+        <w:u w:val="none"/>
+      </w:rPr>
+    </w:lvl>
+    <w:lvl w:ilvl="8">
+      <w:start w:val="1"/>
+      <w:numFmt w:val="bullet"/>
+      <w:lvlText w:val="▪"/>
+      <w:lvlJc w:val="left"/>
+      <w:pPr>
+        <w:ind w:left="6120" w:hanging="360"/>
+      </w:pPr>
+      <w:rPr>
+        <w:u w:val="none"/>
+      </w:rPr>
+    </w:lvl>
+  </w:abstractNum>
+  <w:abstractNum w:abstractNumId="3" w15:restartNumberingAfterBreak="0">
     <w:nsid w:val="5DE42EAC"/>
     <w:multiLevelType w:val="multilevel"/>
     <w:tmpl w:val="77B28592"/>
@@ -2259,7 +2506,7 @@
       </w:rPr>
     </w:lvl>
   </w:abstractNum>
-  <w:abstractNum w:abstractNumId="2" w15:restartNumberingAfterBreak="0">
+  <w:abstractNum w:abstractNumId="4" w15:restartNumberingAfterBreak="0">
     <w:nsid w:val="69DB45BB"/>
     <w:multiLevelType w:val="multilevel"/>
     <w:tmpl w:val="D56AF4C0"/>
@@ -2372,14 +2619,136 @@
       </w:rPr>
     </w:lvl>
   </w:abstractNum>
-  <w:num w:numId="1" w16cid:durableId="687100065">
+  <w:abstractNum w:abstractNumId="5" w15:restartNumberingAfterBreak="0">
+    <w:nsid w:val="6C0F37C5"/>
+    <w:multiLevelType w:val="multilevel"/>
+    <w:tmpl w:val="912827B6"/>
+    <w:lvl w:ilvl="0">
+      <w:start w:val="1"/>
+      <w:numFmt w:val="bullet"/>
+      <w:lvlText w:val="▪"/>
+      <w:lvlJc w:val="left"/>
+      <w:pPr>
+        <w:ind w:left="360" w:hanging="360"/>
+      </w:pPr>
+      <w:rPr>
+        <w:u w:val="none"/>
+      </w:rPr>
+    </w:lvl>
+    <w:lvl w:ilvl="1">
+      <w:start w:val="1"/>
+      <w:numFmt w:val="bullet"/>
+      <w:lvlText w:val="o"/>
+      <w:lvlJc w:val="left"/>
+      <w:pPr>
+        <w:ind w:left="1080" w:hanging="360"/>
+      </w:pPr>
+      <w:rPr>
+        <w:u w:val="none"/>
+      </w:rPr>
+    </w:lvl>
+    <w:lvl w:ilvl="2">
+      <w:start w:val="1"/>
+      <w:numFmt w:val="bullet"/>
+      <w:lvlText w:val="▪"/>
+      <w:lvlJc w:val="left"/>
+      <w:pPr>
+        <w:ind w:left="1800" w:hanging="360"/>
+      </w:pPr>
+      <w:rPr>
+        <w:u w:val="none"/>
+      </w:rPr>
+    </w:lvl>
+    <w:lvl w:ilvl="3">
+      <w:start w:val="1"/>
+      <w:numFmt w:val="bullet"/>
+      <w:lvlText w:val="●"/>
+      <w:lvlJc w:val="left"/>
+      <w:pPr>
+        <w:ind w:left="2520" w:hanging="360"/>
+      </w:pPr>
+      <w:rPr>
+        <w:u w:val="none"/>
+      </w:rPr>
+    </w:lvl>
+    <w:lvl w:ilvl="4">
+      <w:start w:val="1"/>
+      <w:numFmt w:val="bullet"/>
+      <w:lvlText w:val="o"/>
+      <w:lvlJc w:val="left"/>
+      <w:pPr>
+        <w:ind w:left="3240" w:hanging="360"/>
+      </w:pPr>
+      <w:rPr>
+        <w:u w:val="none"/>
+      </w:rPr>
+    </w:lvl>
+    <w:lvl w:ilvl="5">
+      <w:start w:val="1"/>
+      <w:numFmt w:val="bullet"/>
+      <w:lvlText w:val="▪"/>
+      <w:lvlJc w:val="left"/>
+      <w:pPr>
+        <w:ind w:left="3960" w:hanging="360"/>
+      </w:pPr>
+      <w:rPr>
+        <w:u w:val="none"/>
+      </w:rPr>
+    </w:lvl>
+    <w:lvl w:ilvl="6">
+      <w:start w:val="1"/>
+      <w:numFmt w:val="bullet"/>
+      <w:lvlText w:val="●"/>
+      <w:lvlJc w:val="left"/>
+      <w:pPr>
+        <w:ind w:left="4680" w:hanging="360"/>
+      </w:pPr>
+      <w:rPr>
+        <w:u w:val="none"/>
+      </w:rPr>
+    </w:lvl>
+    <w:lvl w:ilvl="7">
+      <w:start w:val="1"/>
+      <w:numFmt w:val="bullet"/>
+      <w:lvlText w:val="o"/>
+      <w:lvlJc w:val="left"/>
+      <w:pPr>
+        <w:ind w:left="5400" w:hanging="360"/>
+      </w:pPr>
+      <w:rPr>
+        <w:u w:val="none"/>
+      </w:rPr>
+    </w:lvl>
+    <w:lvl w:ilvl="8">
+      <w:start w:val="1"/>
+      <w:numFmt w:val="bullet"/>
+      <w:lvlText w:val="▪"/>
+      <w:lvlJc w:val="left"/>
+      <w:pPr>
+        <w:ind w:left="6120" w:hanging="360"/>
+      </w:pPr>
+      <w:rPr>
+        <w:u w:val="none"/>
+      </w:rPr>
+    </w:lvl>
+  </w:abstractNum>
+  <w:num w:numId="1" w16cid:durableId="1586962365">
+    <w:abstractNumId w:val="1"/>
+  </w:num>
+  <w:num w:numId="2" w16cid:durableId="478153963">
+    <w:abstractNumId w:val="5"/>
+  </w:num>
+  <w:num w:numId="3" w16cid:durableId="1944072695">
+    <w:abstractNumId w:val="2"/>
+  </w:num>
+  <w:num w:numId="4" w16cid:durableId="687100065">
     <w:abstractNumId w:val="0"/>
   </w:num>
-  <w:num w:numId="2" w16cid:durableId="2112309479">
-    <w:abstractNumId w:val="1"/>
+  <w:num w:numId="5" w16cid:durableId="2112309479">
+    <w:abstractNumId w:val="3"/>
   </w:num>
-  <w:num w:numId="3" w16cid:durableId="773674332">
-    <w:abstractNumId w:val="2"/>
+  <w:num w:numId="6" w16cid:durableId="773674332">
+    <w:abstractNumId w:val="4"/>
   </w:num>
 </w:numbering>
 </file>
@@ -2900,6 +3269,7 @@
   <w:style w:type="character" w:default="1" w:styleId="DefaultParagraphFont">
     <w:name w:val="Default Paragraph Font"/>
     <w:uiPriority w:val="1"/>
+    <w:semiHidden/>
     <w:unhideWhenUsed/>
   </w:style>
   <w:style w:type="table" w:default="1" w:styleId="TableNormal">

--- a/scripts/smoke_resume.docx
+++ b/scripts/smoke_resume.docx
@@ -1251,7 +1251,7 @@
           <w:ilvl w:val="0"/>
           <w:numId w:val="5"/>
         </w:numPr>
-        <w:spacing w:after="240" w:line="252" w:lineRule="auto"/>
+        <w:spacing w:line="252" w:lineRule="auto"/>
         <w:rPr>
           <w:rFonts w:ascii="Noto Sans Symbols" w:eastAsia="Noto Sans Symbols" w:hAnsi="Noto Sans Symbols" w:cs="Noto Sans Symbols"/>
         </w:rPr>
@@ -2019,7 +2019,7 @@
           <w:ilvl w:val="0"/>
           <w:numId w:val="4"/>
         </w:numPr>
-        <w:spacing w:after="240" w:line="252" w:lineRule="auto"/>
+        <w:spacing w:line="252" w:lineRule="auto"/>
         <w:rPr>
           <w:rFonts w:ascii="Noto Sans Symbols" w:eastAsia="Noto Sans Symbols" w:hAnsi="Noto Sans Symbols" w:cs="Noto Sans Symbols"/>
         </w:rPr>

--- a/scripts/smoke_resume.docx
+++ b/scripts/smoke_resume.docx
@@ -237,7 +237,6 @@
         <w:tab/>
         <w:t xml:space="preserve">        </w:t>
       </w:r>
-      <w:proofErr w:type="gramStart"/>
       <w:r>
         <w:rPr>
           <w:rFonts w:ascii="Garamond" w:eastAsia="Garamond" w:hAnsi="Garamond" w:cs="Garamond"/>
@@ -247,18 +246,7 @@
           <w:szCs w:val="24"/>
         </w:rPr>
         <w:tab/>
-        <w:t xml:space="preserve">  Aug.</w:t>
-      </w:r>
-      <w:proofErr w:type="gramEnd"/>
-      <w:r>
-        <w:rPr>
-          <w:rFonts w:ascii="Garamond" w:eastAsia="Garamond" w:hAnsi="Garamond" w:cs="Garamond"/>
-          <w:b/>
-          <w:bCs/>
-          <w:sz w:val="24"/>
-          <w:szCs w:val="24"/>
-        </w:rPr>
-        <w:t xml:space="preserve"> 2023 – Present</w:t>
+        <w:t xml:space="preserve">  Aug. 2023 – Present</w:t>
       </w:r>
     </w:p>
     <w:p>
@@ -1254,6 +1242,8 @@
         <w:spacing w:line="252" w:lineRule="auto"/>
         <w:rPr>
           <w:rFonts w:ascii="Noto Sans Symbols" w:eastAsia="Noto Sans Symbols" w:hAnsi="Noto Sans Symbols" w:cs="Noto Sans Symbols"/>
+          <w:sz w:val="24"/>
+          <w:szCs w:val="24"/>
         </w:rPr>
       </w:pPr>
       <w:r>
@@ -1744,19 +1734,37 @@
         <w:t xml:space="preserve">Chandigarh Group of Colleges | </w:t>
       </w:r>
       <w:proofErr w:type="spellStart"/>
-      <w:proofErr w:type="gramStart"/>
-      <w:r>
-        <w:rPr>
-          <w:rFonts w:ascii="Garamond" w:eastAsia="Garamond" w:hAnsi="Garamond" w:cs="Garamond"/>
-          <w:b/>
-          <w:bCs/>
-          <w:sz w:val="24"/>
-          <w:szCs w:val="24"/>
-        </w:rPr>
-        <w:t>B,tech</w:t>
+      <w:r>
+        <w:rPr>
+          <w:rFonts w:ascii="Garamond" w:eastAsia="Garamond" w:hAnsi="Garamond" w:cs="Garamond"/>
+          <w:b/>
+          <w:bCs/>
+          <w:sz w:val="24"/>
+          <w:szCs w:val="24"/>
+        </w:rPr>
+        <w:t>B</w:t>
+      </w:r>
+      <w:r>
+        <w:rPr>
+          <w:rFonts w:ascii="Garamond" w:eastAsia="Garamond" w:hAnsi="Garamond" w:cs="Garamond"/>
+          <w:b/>
+          <w:bCs/>
+          <w:sz w:val="24"/>
+          <w:szCs w:val="24"/>
+        </w:rPr>
+        <w:t>.</w:t>
+      </w:r>
+      <w:r>
+        <w:rPr>
+          <w:rFonts w:ascii="Garamond" w:eastAsia="Garamond" w:hAnsi="Garamond" w:cs="Garamond"/>
+          <w:b/>
+          <w:bCs/>
+          <w:sz w:val="24"/>
+          <w:szCs w:val="24"/>
+        </w:rPr>
+        <w:t>tech</w:t>
       </w:r>
       <w:proofErr w:type="spellEnd"/>
-      <w:proofErr w:type="gramEnd"/>
       <w:r>
         <w:rPr>
           <w:rFonts w:ascii="Garamond" w:eastAsia="Garamond" w:hAnsi="Garamond" w:cs="Garamond"/>
@@ -2022,6 +2030,8 @@
         <w:spacing w:line="252" w:lineRule="auto"/>
         <w:rPr>
           <w:rFonts w:ascii="Noto Sans Symbols" w:eastAsia="Noto Sans Symbols" w:hAnsi="Noto Sans Symbols" w:cs="Noto Sans Symbols"/>
+          <w:sz w:val="24"/>
+          <w:szCs w:val="24"/>
         </w:rPr>
       </w:pPr>
       <w:r>
@@ -2041,7 +2051,15 @@
         <w:t xml:space="preserve"> Badminton (University Team), Weightlifting, Adventure Sports, Reading.</w:t>
       </w:r>
     </w:p>
-    <w:p/>
+    <w:p>
+      <w:pPr>
+        <w:spacing w:line="20" w:lineRule="exact"/>
+        <w:rPr>
+          <w:sz w:val="2"/>
+          <w:szCs w:val="2"/>
+        </w:rPr>
+      </w:pPr>
+    </w:p>
     <w:sectPr>
       <w:pgSz w:w="12240" w:h="15840"/>
       <w:pgMar w:top="720" w:right="720" w:bottom="720" w:left="720" w:header="720" w:footer="720" w:gutter="0"/>
